--- a/cf/jm/u/files/u059.docx
+++ b/cf/jm/u/files/u059.docx
@@ -20,7 +20,7 @@
     </w:p>
     <w:p>
       <w:r>
-        <w:t>請針對每個題目，把答案填在「回答：」後面（越具體越好）；填好後請放回您的部門資料夾即可，不需回信。</w:t>
+        <w:t>這份問卷是想更了解您的實際作業，好把您的 AI 助理做得更貼近需求。第一部分請把答案填在「回答：」後面（越具體越好）；第二部分只是先讓您了解，之後用的時候再一起調整，不用現在填。填好後放回您的部門資料夾即可，不需回信。</w:t>
       </w:r>
     </w:p>
     <w:p>
@@ -32,8 +32,16 @@
       </w:r>
     </w:p>
     <w:p>
+      <w:pPr>
+        <w:pStyle w:val="Heading2"/>
+      </w:pPr>
       <w:r>
-        <w:t>1. 物料編號核對主要是「單據 vs 清單」的字串比對，還是也要核對實物標籤上的料號（需人工輔助）？</w:t>
+        <w:t>一、請您提供或確認的事情</w:t>
+      </w:r>
+    </w:p>
+    <w:p>
+      <w:r>
+        <w:t>1. 你要 AI 核對的是「物料編號（料號）」跟領料單據對不對得上，對嗎？請說清楚哪份是基準</w:t>
       </w:r>
     </w:p>
     <w:p>
@@ -43,7 +51,7 @@
     </w:p>
     <w:p>
       <w:r>
-        <w:t>2. 千附料號的命名規則是什麼？前綴、站別碼、後綴各代表什麼，哪些差異算「同料號不同版本」？</w:t>
+        <w:t>2. 資料從哪來？生管做的 Excel，還是 SAP 系統畫面截圖？AI 需要拿得到才能比</w:t>
       </w:r>
     </w:p>
     <w:p>
@@ -53,7 +61,7 @@
     </w:p>
     <w:p>
       <w:r>
-        <w:t>3. 料號不符與數量差異，異常通知信要分開寄，還是彙整成一封？固定收件對象是誰？</w:t>
+        <w:t>3. 你希望比對結果怎麼呈現？（例如一張表：單據的料號 vs 清單的料號，標出哪筆不一樣）</w:t>
       </w:r>
     </w:p>
     <w:p>
@@ -63,7 +71,7 @@
     </w:p>
     <w:p>
       <w:r>
-        <w:t>4. 生管的 Excel 欄位格式是否固定？會不會有合併儲存格或多分頁需要先攤平？</w:t>
+        <w:t>4. 發現料號對不上或缺料時，通知信要寄給誰、怎麼寫？給一封舊信當範本最好</w:t>
       </w:r>
     </w:p>
     <w:p>
@@ -73,7 +81,7 @@
     </w:p>
     <w:p>
       <w:r>
-        <w:t>5. SAP 查詢畫面通常以截圖提供還是能匯出？若截圖，欄位是否清晰可辨識？</w:t>
+        <w:t>5. 實物核對（拿實際的料去對編號）這段一定是人做，AI 只幫忙比文字，這樣分工可以嗎？</w:t>
       </w:r>
     </w:p>
     <w:p>
@@ -83,12 +91,45 @@
     </w:p>
     <w:p>
       <w:r>
-        <w:t>6. 品名不一致但料號相同時，要視為異常還是以料號為準？</w:t>
+        <w:t>6. 你們料號有沒有固定的開頭或站別規則？先講給 AI 聽，它才不會把相似料號看成不同筆</w:t>
       </w:r>
     </w:p>
     <w:p>
       <w:r>
         <w:t>回答：</w:t>
+      </w:r>
+    </w:p>
+    <w:p>
+      <w:pPr>
+        <w:pStyle w:val="Heading2"/>
+      </w:pPr>
+      <w:r>
+        <w:t>二、要用了之後、跟 AI 一起調整的事情（先了解即可，不用現在填）</w:t>
+      </w:r>
+    </w:p>
+    <w:p>
+      <w:r>
+        <w:t>• 剛開始每次都自己再抽幾筆核對 AI 的結果，發現它把料號比錯就當下糾正，它會記住規則</w:t>
+      </w:r>
+    </w:p>
+    <w:p>
+      <w:r>
+        <w:t>• 如果它漏標了某個料號不符，回頭看是不是料號命名規則沒教它，補充給它</w:t>
+      </w:r>
+    </w:p>
+    <w:p>
+      <w:r>
+        <w:t>• 異常通知信的草稿覺得不順就直接改，改個幾次它就會照你的語氣寫</w:t>
+      </w:r>
+    </w:p>
+    <w:p>
+      <w:r>
+        <w:t>• 遇到 Excel 欄位它看不懂或對錯欄，跟它說明哪一欄是料號、哪一欄是數量</w:t>
+      </w:r>
+    </w:p>
+    <w:p>
+      <w:r>
+        <w:t>• 實物跟編號的最終判斷還是你負責，AI 出的只是初步比對，別完全照單全收</w:t>
       </w:r>
     </w:p>
     <w:p/>
